--- a/docs/answers/as-confidenceintervals.docx
+++ b/docs/answers/as-confidenceintervals.docx
@@ -79,7 +79,7 @@
           <w:b/>
           <w:bCs/>
         </w:rPr>
-        <w:t xml:space="preserve">Please attempt the questions before reading these answers.</w:t>
+        <w:t xml:space="preserve">Please attempt the questions before reading these answers!</w:t>
       </w:r>
     </w:p>
     <w:bookmarkStart w:id="21" w:name="q1"/>
@@ -175,7 +175,7 @@
       </w:r>
       <m:oMath>
         <m:r>
-          <m:t>99</m:t>
+          <m:t>93</m:t>
         </m:r>
         <m:r>
           <m:rPr>
@@ -195,7 +195,7 @@
       </w:r>
       <m:oMath>
         <m:r>
-          <m:t>0.99</m:t>
+          <m:t>0.93</m:t>
         </m:r>
       </m:oMath>
     </w:p>
@@ -219,6 +219,265 @@
       <w:r>
         <w:t xml:space="preserve"> </w:t>
       </w:r>
+      <m:oMath>
+        <m:sSub>
+          <m:e>
+            <m:r>
+              <m:t>Z</m:t>
+            </m:r>
+          </m:e>
+          <m:sub>
+            <m:r>
+              <m:t>α</m:t>
+            </m:r>
+            <m:r>
+              <m:rPr>
+                <m:sty m:val="p"/>
+              </m:rPr>
+              <m:t>/</m:t>
+            </m:r>
+            <m:r>
+              <m:t>2</m:t>
+            </m:r>
+          </m:sub>
+        </m:sSub>
+        <m:r>
+          <m:rPr>
+            <m:sty m:val="p"/>
+          </m:rPr>
+          <m:t>=</m:t>
+        </m:r>
+        <m:r>
+          <m:t>1.960</m:t>
+        </m:r>
+      </m:oMath>
+    </w:p>
+    <w:p>
+      <w:pPr>
+        <w:pStyle w:val="BodyText"/>
+      </w:pPr>
+      <w:r>
+        <w:t xml:space="preserve">2.2.</w:t>
+      </w:r>
+      <w:r>
+        <w:t xml:space="preserve"> </w:t>
+      </w:r>
+      <m:oMath>
+        <m:sSub>
+          <m:e>
+            <m:r>
+              <m:t>Z</m:t>
+            </m:r>
+          </m:e>
+          <m:sub>
+            <m:r>
+              <m:t>α</m:t>
+            </m:r>
+            <m:r>
+              <m:rPr>
+                <m:sty m:val="p"/>
+              </m:rPr>
+              <m:t>/</m:t>
+            </m:r>
+            <m:r>
+              <m:t>2</m:t>
+            </m:r>
+          </m:sub>
+        </m:sSub>
+        <m:r>
+          <m:rPr>
+            <m:sty m:val="p"/>
+          </m:rPr>
+          <m:t>=</m:t>
+        </m:r>
+        <m:r>
+          <m:t>1.645</m:t>
+        </m:r>
+      </m:oMath>
+    </w:p>
+    <w:p>
+      <w:pPr>
+        <w:pStyle w:val="BodyText"/>
+      </w:pPr>
+      <w:r>
+        <w:t xml:space="preserve">2.3.</w:t>
+      </w:r>
+      <w:r>
+        <w:t xml:space="preserve"> </w:t>
+      </w:r>
+      <m:oMath>
+        <m:sSub>
+          <m:e>
+            <m:r>
+              <m:t>Z</m:t>
+            </m:r>
+          </m:e>
+          <m:sub>
+            <m:r>
+              <m:t>α</m:t>
+            </m:r>
+            <m:r>
+              <m:rPr>
+                <m:sty m:val="p"/>
+              </m:rPr>
+              <m:t>/</m:t>
+            </m:r>
+            <m:r>
+              <m:t>2</m:t>
+            </m:r>
+          </m:sub>
+        </m:sSub>
+        <m:r>
+          <m:rPr>
+            <m:sty m:val="p"/>
+          </m:rPr>
+          <m:t>=</m:t>
+        </m:r>
+        <m:r>
+          <m:t>1.8119</m:t>
+        </m:r>
+      </m:oMath>
+    </w:p>
+    <w:bookmarkEnd w:id="22"/>
+    <w:bookmarkStart w:id="23" w:name="q3"/>
+    <w:p>
+      <w:pPr>
+        <w:pStyle w:val="Heading2"/>
+      </w:pPr>
+      <w:r>
+        <w:t xml:space="preserve">Q3</w:t>
+      </w:r>
+    </w:p>
+    <w:p>
+      <w:pPr>
+        <w:pStyle w:val="FirstParagraph"/>
+      </w:pPr>
+      <w:r>
+        <w:t xml:space="preserve">3.1.</w:t>
+      </w:r>
+    </w:p>
+    <w:p>
+      <w:pPr>
+        <w:numPr>
+          <w:ilvl w:val="0"/>
+          <w:numId w:val="1001"/>
+        </w:numPr>
+      </w:pPr>
+      <m:oMath>
+        <m:r>
+          <m:t>n</m:t>
+        </m:r>
+        <m:r>
+          <m:rPr>
+            <m:sty m:val="p"/>
+          </m:rPr>
+          <m:t>=</m:t>
+        </m:r>
+        <m:r>
+          <m:t>178</m:t>
+        </m:r>
+      </m:oMath>
+    </w:p>
+    <w:p>
+      <w:pPr>
+        <w:numPr>
+          <w:ilvl w:val="0"/>
+          <w:numId w:val="1001"/>
+        </w:numPr>
+      </w:pPr>
+      <m:oMath>
+        <m:acc>
+          <m:accPr>
+            <m:chr m:val="‾"/>
+          </m:accPr>
+          <m:e>
+            <m:r>
+              <m:t>x</m:t>
+            </m:r>
+          </m:e>
+        </m:acc>
+        <m:r>
+          <m:rPr>
+            <m:sty m:val="p"/>
+          </m:rPr>
+          <m:t>=</m:t>
+        </m:r>
+        <m:r>
+          <m:t>14</m:t>
+        </m:r>
+        <m:r>
+          <m:t> </m:t>
+        </m:r>
+        <m:r>
+          <m:rPr>
+            <m:nor/>
+            <m:sty m:val="p"/>
+          </m:rPr>
+          <m:t>g</m:t>
+        </m:r>
+      </m:oMath>
+    </w:p>
+    <w:p>
+      <w:pPr>
+        <w:numPr>
+          <w:ilvl w:val="0"/>
+          <w:numId w:val="1001"/>
+        </w:numPr>
+      </w:pPr>
+      <m:oMath>
+        <m:r>
+          <m:t>s</m:t>
+        </m:r>
+        <m:r>
+          <m:rPr>
+            <m:sty m:val="p"/>
+          </m:rPr>
+          <m:t>=</m:t>
+        </m:r>
+        <m:r>
+          <m:t>0.75</m:t>
+        </m:r>
+        <m:r>
+          <m:t> </m:t>
+        </m:r>
+        <m:r>
+          <m:rPr>
+            <m:nor/>
+            <m:sty m:val="p"/>
+          </m:rPr>
+          <m:t>g</m:t>
+        </m:r>
+      </m:oMath>
+    </w:p>
+    <w:p>
+      <w:pPr>
+        <w:numPr>
+          <w:ilvl w:val="0"/>
+          <w:numId w:val="1001"/>
+        </w:numPr>
+      </w:pPr>
+      <m:oMath>
+        <m:r>
+          <m:t>α</m:t>
+        </m:r>
+        <m:r>
+          <m:rPr>
+            <m:sty m:val="p"/>
+          </m:rPr>
+          <m:t>=</m:t>
+        </m:r>
+        <m:r>
+          <m:t>0.01</m:t>
+        </m:r>
+      </m:oMath>
+    </w:p>
+    <w:p>
+      <w:pPr>
+        <w:numPr>
+          <w:ilvl w:val="0"/>
+          <w:numId w:val="1001"/>
+        </w:numPr>
+      </w:pPr>
       <m:oMath>
         <m:sSub>
           <m:e>
@@ -251,431 +510,143 @@
           <m:t>=</m:t>
         </m:r>
         <m:r>
-          <m:t>1.960</m:t>
+          <m:t>2.576</m:t>
         </m:r>
       </m:oMath>
     </w:p>
     <w:p>
       <w:pPr>
+        <w:pStyle w:val="FirstParagraph"/>
+      </w:pPr>
+      <w:r>
+        <w:t xml:space="preserve">3.2. The margin of error is</w:t>
+      </w:r>
+    </w:p>
+    <w:p>
+      <w:pPr>
         <w:pStyle w:val="BodyText"/>
       </w:pPr>
-      <w:r>
-        <w:t xml:space="preserve">2.2.</w:t>
+      <m:oMathPara>
+        <m:oMathParaPr>
+          <m:jc m:val="center"/>
+        </m:oMathParaPr>
+        <m:oMath>
+          <m:d>
+            <m:dPr>
+              <m:begChr m:val="("/>
+              <m:sepChr m:val=""/>
+              <m:endChr m:val=")"/>
+              <m:grow/>
+            </m:dPr>
+            <m:e>
+              <m:f>
+                <m:fPr>
+                  <m:type m:val="bar"/>
+                </m:fPr>
+                <m:num>
+                  <m:r>
+                    <m:t>2.576</m:t>
+                  </m:r>
+                  <m:r>
+                    <m:rPr>
+                      <m:sty m:val="p"/>
+                    </m:rPr>
+                    <m:t>⋅</m:t>
+                  </m:r>
+                  <m:r>
+                    <m:t>0.75</m:t>
+                  </m:r>
+                  <m:r>
+                    <m:t> </m:t>
+                  </m:r>
+                  <m:r>
+                    <m:rPr>
+                      <m:nor/>
+                      <m:sty m:val="p"/>
+                    </m:rPr>
+                    <m:t>g</m:t>
+                  </m:r>
+                </m:num>
+                <m:den>
+                  <m:rad>
+                    <m:radPr>
+                      <m:degHide m:val="on"/>
+                    </m:radPr>
+                    <m:deg/>
+                    <m:e>
+                      <m:r>
+                        <m:t>178</m:t>
+                      </m:r>
+                    </m:e>
+                  </m:rad>
+                </m:den>
+              </m:f>
+            </m:e>
+          </m:d>
+          <m:r>
+            <m:rPr>
+              <m:sty m:val="p"/>
+            </m:rPr>
+            <m:t>=</m:t>
+          </m:r>
+          <m:r>
+            <m:t>0.145</m:t>
+          </m:r>
+          <m:r>
+            <m:t> </m:t>
+          </m:r>
+          <m:r>
+            <m:rPr>
+              <m:nor/>
+              <m:sty m:val="p"/>
+            </m:rPr>
+            <m:t>g</m:t>
+          </m:r>
+          <m:r>
+            <m:t> </m:t>
+          </m:r>
+          <m:r>
+            <m:rPr>
+              <m:nor/>
+              <m:sty m:val="p"/>
+              <m:scr m:val="sans-serif"/>
+            </m:rPr>
+            <m:t> to 3dp </m:t>
+          </m:r>
+        </m:oMath>
+      </m:oMathPara>
+    </w:p>
+    <w:p>
+      <w:pPr>
+        <w:pStyle w:val="FirstParagraph"/>
+      </w:pPr>
+      <w:r>
+        <w:t xml:space="preserve">and so the</w:t>
       </w:r>
       <w:r>
         <w:t xml:space="preserve"> </w:t>
       </w:r>
       <m:oMath>
-        <m:sSub>
-          <m:e>
-            <m:r>
-              <m:t>Z</m:t>
-            </m:r>
-          </m:e>
-          <m:sub>
-            <m:f>
-              <m:fPr>
-                <m:type m:val="bar"/>
-              </m:fPr>
-              <m:num>
-                <m:r>
-                  <m:t>α</m:t>
-                </m:r>
-              </m:num>
-              <m:den>
-                <m:r>
-                  <m:t>2</m:t>
-                </m:r>
-              </m:den>
-            </m:f>
-          </m:sub>
-        </m:sSub>
+        <m:r>
+          <m:t>90</m:t>
+        </m:r>
         <m:r>
           <m:rPr>
             <m:sty m:val="p"/>
           </m:rPr>
-          <m:t>=</m:t>
-        </m:r>
-        <m:r>
-          <m:t>1.645</m:t>
+          <m:t>%</m:t>
         </m:r>
       </m:oMath>
-    </w:p>
-    <w:p>
-      <w:pPr>
-        <w:pStyle w:val="BodyText"/>
-      </w:pPr>
-      <w:r>
-        <w:t xml:space="preserve">2.3.</w:t>
-      </w:r>
       <w:r>
         <w:t xml:space="preserve"> </w:t>
       </w:r>
+      <w:r>
+        <w:t xml:space="preserve">confidence interval for this sample is</w:t>
+      </w:r>
+      <w:r>
+        <w:t xml:space="preserve"> </w:t>
+      </w:r>
       <m:oMath>
-        <m:sSub>
-          <m:e>
-            <m:r>
-              <m:t>Z</m:t>
-            </m:r>
-          </m:e>
-          <m:sub>
-            <m:f>
-              <m:fPr>
-                <m:type m:val="bar"/>
-              </m:fPr>
-              <m:num>
-                <m:r>
-                  <m:t>α</m:t>
-                </m:r>
-              </m:num>
-              <m:den>
-                <m:r>
-                  <m:t>2</m:t>
-                </m:r>
-              </m:den>
-            </m:f>
-          </m:sub>
-        </m:sSub>
-        <m:r>
-          <m:rPr>
-            <m:sty m:val="p"/>
-          </m:rPr>
-          <m:t>=</m:t>
-        </m:r>
-        <m:r>
-          <m:t>2.576</m:t>
-        </m:r>
-      </m:oMath>
-    </w:p>
-    <w:bookmarkEnd w:id="22"/>
-    <w:bookmarkStart w:id="23" w:name="q3"/>
-    <w:p>
-      <w:pPr>
-        <w:pStyle w:val="Heading2"/>
-      </w:pPr>
-      <w:r>
-        <w:t xml:space="preserve">Q3</w:t>
-      </w:r>
-    </w:p>
-    <w:p>
-      <w:pPr>
-        <w:pStyle w:val="FirstParagraph"/>
-      </w:pPr>
-      <w:r>
-        <w:t xml:space="preserve">3.1.</w:t>
-      </w:r>
-      <w:r>
-        <w:t xml:space="preserve"> </w:t>
-      </w:r>
-      <m:oMath>
-        <m:r>
-          <m:t>n</m:t>
-        </m:r>
-        <m:r>
-          <m:rPr>
-            <m:sty m:val="p"/>
-          </m:rPr>
-          <m:t>=</m:t>
-        </m:r>
-        <m:r>
-          <m:t>178</m:t>
-        </m:r>
-      </m:oMath>
-    </w:p>
-    <w:p>
-      <w:pPr>
-        <w:pStyle w:val="BodyText"/>
-      </w:pPr>
-      <w:r>
-        <w:t xml:space="preserve">3.2.</w:t>
-      </w:r>
-      <w:r>
-        <w:t xml:space="preserve"> </w:t>
-      </w:r>
-      <m:oMath>
-        <m:acc>
-          <m:accPr>
-            <m:chr m:val="‾"/>
-          </m:accPr>
-          <m:e>
-            <m:r>
-              <m:t>x</m:t>
-            </m:r>
-          </m:e>
-        </m:acc>
-        <m:r>
-          <m:rPr>
-            <m:sty m:val="p"/>
-          </m:rPr>
-          <m:t>=</m:t>
-        </m:r>
-        <m:r>
-          <m:t>14</m:t>
-        </m:r>
-      </m:oMath>
-    </w:p>
-    <w:p>
-      <w:pPr>
-        <w:pStyle w:val="BodyText"/>
-      </w:pPr>
-      <w:r>
-        <w:t xml:space="preserve">3.3.</w:t>
-      </w:r>
-      <w:r>
-        <w:t xml:space="preserve"> </w:t>
-      </w:r>
-      <m:oMath>
-        <m:r>
-          <m:t>σ</m:t>
-        </m:r>
-        <m:r>
-          <m:rPr>
-            <m:sty m:val="p"/>
-          </m:rPr>
-          <m:t>=</m:t>
-        </m:r>
-        <m:r>
-          <m:t>0.75</m:t>
-        </m:r>
-      </m:oMath>
-    </w:p>
-    <w:p>
-      <w:pPr>
-        <w:pStyle w:val="BodyText"/>
-      </w:pPr>
-      <w:r>
-        <w:t xml:space="preserve">3.4.</w:t>
-      </w:r>
-      <w:r>
-        <w:t xml:space="preserve"> </w:t>
-      </w:r>
-      <m:oMath>
-        <m:r>
-          <m:t>α</m:t>
-        </m:r>
-        <m:r>
-          <m:rPr>
-            <m:sty m:val="p"/>
-          </m:rPr>
-          <m:t>=</m:t>
-        </m:r>
-        <m:r>
-          <m:t>0.1</m:t>
-        </m:r>
-      </m:oMath>
-    </w:p>
-    <w:p>
-      <w:pPr>
-        <w:pStyle w:val="BodyText"/>
-      </w:pPr>
-      <w:r>
-        <w:t xml:space="preserve">3.5.</w:t>
-      </w:r>
-      <w:r>
-        <w:t xml:space="preserve"> </w:t>
-      </w:r>
-      <m:oMath>
-        <m:sSub>
-          <m:e>
-            <m:r>
-              <m:t>Z</m:t>
-            </m:r>
-          </m:e>
-          <m:sub>
-            <m:f>
-              <m:fPr>
-                <m:type m:val="bar"/>
-              </m:fPr>
-              <m:num>
-                <m:r>
-                  <m:t>α</m:t>
-                </m:r>
-              </m:num>
-              <m:den>
-                <m:r>
-                  <m:t>2</m:t>
-                </m:r>
-              </m:den>
-            </m:f>
-          </m:sub>
-        </m:sSub>
-        <m:r>
-          <m:rPr>
-            <m:sty m:val="p"/>
-          </m:rPr>
-          <m:t>=</m:t>
-        </m:r>
-        <m:r>
-          <m:t>2.576</m:t>
-        </m:r>
-      </m:oMath>
-    </w:p>
-    <w:bookmarkEnd w:id="23"/>
-    <w:bookmarkStart w:id="24" w:name="q4"/>
-    <w:p>
-      <w:pPr>
-        <w:pStyle w:val="Heading2"/>
-      </w:pPr>
-      <w:r>
-        <w:t xml:space="preserve">Q4</w:t>
-      </w:r>
-    </w:p>
-    <w:p>
-      <w:pPr>
-        <w:pStyle w:val="FirstParagraph"/>
-      </w:pPr>
-      <w:r>
-        <w:t xml:space="preserve">4.1.</w:t>
-      </w:r>
-    </w:p>
-    <w:p>
-      <w:pPr>
-        <w:pStyle w:val="BodyText"/>
-      </w:pPr>
-      <w:r>
-        <w:t xml:space="preserve">From</w:t>
-      </w:r>
-      <w:r>
-        <w:t xml:space="preserve"> </w:t>
-      </w:r>
-      <w:r>
-        <w:rPr>
-          <w:b/>
-          <w:bCs/>
-        </w:rPr>
-        <w:t xml:space="preserve">Q3</w:t>
-      </w:r>
-      <w:r>
-        <w:t xml:space="preserve">:</w:t>
-      </w:r>
-    </w:p>
-    <w:p>
-      <w:pPr>
-        <w:numPr>
-          <w:ilvl w:val="0"/>
-          <w:numId w:val="1001"/>
-        </w:numPr>
-      </w:pPr>
-      <m:oMath>
-        <m:acc>
-          <m:accPr>
-            <m:chr m:val="‾"/>
-          </m:accPr>
-          <m:e>
-            <m:r>
-              <m:t>x</m:t>
-            </m:r>
-          </m:e>
-        </m:acc>
-        <m:r>
-          <m:rPr>
-            <m:sty m:val="p"/>
-          </m:rPr>
-          <m:t>=</m:t>
-        </m:r>
-        <m:r>
-          <m:t>14</m:t>
-        </m:r>
-      </m:oMath>
-    </w:p>
-    <w:p>
-      <w:pPr>
-        <w:numPr>
-          <w:ilvl w:val="0"/>
-          <w:numId w:val="1001"/>
-        </w:numPr>
-      </w:pPr>
-      <m:oMath>
-        <m:sSub>
-          <m:e>
-            <m:r>
-              <m:t>Z</m:t>
-            </m:r>
-          </m:e>
-          <m:sub>
-            <m:f>
-              <m:fPr>
-                <m:type m:val="bar"/>
-              </m:fPr>
-              <m:num>
-                <m:r>
-                  <m:t>α</m:t>
-                </m:r>
-              </m:num>
-              <m:den>
-                <m:r>
-                  <m:t>2</m:t>
-                </m:r>
-              </m:den>
-            </m:f>
-          </m:sub>
-        </m:sSub>
-        <m:r>
-          <m:rPr>
-            <m:sty m:val="p"/>
-          </m:rPr>
-          <m:t>=</m:t>
-        </m:r>
-        <m:r>
-          <m:t>2.576</m:t>
-        </m:r>
-      </m:oMath>
-    </w:p>
-    <w:p>
-      <w:pPr>
-        <w:numPr>
-          <w:ilvl w:val="0"/>
-          <w:numId w:val="1001"/>
-        </w:numPr>
-      </w:pPr>
-      <m:oMath>
-        <m:r>
-          <m:t>σ</m:t>
-        </m:r>
-        <m:r>
-          <m:rPr>
-            <m:sty m:val="p"/>
-          </m:rPr>
-          <m:t>=</m:t>
-        </m:r>
-        <m:r>
-          <m:t>0.75</m:t>
-        </m:r>
-      </m:oMath>
-    </w:p>
-    <w:p>
-      <w:pPr>
-        <w:numPr>
-          <w:ilvl w:val="0"/>
-          <w:numId w:val="1001"/>
-        </w:numPr>
-      </w:pPr>
-      <m:oMath>
-        <m:r>
-          <m:t>n</m:t>
-        </m:r>
-        <m:r>
-          <m:rPr>
-            <m:sty m:val="p"/>
-          </m:rPr>
-          <m:t>=</m:t>
-        </m:r>
-        <m:r>
-          <m:t>178</m:t>
-        </m:r>
-      </m:oMath>
-    </w:p>
-    <w:p>
-      <w:pPr>
-        <w:pStyle w:val="FirstParagraph"/>
-      </w:pPr>
-      <m:oMath>
-        <m:r>
-          <m:rPr>
-            <m:sty m:val="p"/>
-          </m:rPr>
-          <m:t>=</m:t>
-        </m:r>
         <m:d>
           <m:dPr>
             <m:begChr m:val="["/>
@@ -685,50 +656,18 @@
           </m:dPr>
           <m:e>
             <m:r>
-              <m:t>14</m:t>
+              <m:t>13.855</m:t>
+            </m:r>
+            <m:r>
+              <m:t> </m:t>
             </m:r>
             <m:r>
               <m:rPr>
+                <m:nor/>
                 <m:sty m:val="p"/>
               </m:rPr>
-              <m:t>−</m:t>
-            </m:r>
-            <m:r>
-              <m:t>2.576</m:t>
-            </m:r>
-            <m:d>
-              <m:dPr>
-                <m:begChr m:val="("/>
-                <m:sepChr m:val=""/>
-                <m:endChr m:val=")"/>
-                <m:grow/>
-              </m:dPr>
-              <m:e>
-                <m:f>
-                  <m:fPr>
-                    <m:type m:val="bar"/>
-                  </m:fPr>
-                  <m:num>
-                    <m:r>
-                      <m:t>0.75</m:t>
-                    </m:r>
-                  </m:num>
-                  <m:den>
-                    <m:rad>
-                      <m:radPr>
-                        <m:degHide m:val="on"/>
-                      </m:radPr>
-                      <m:deg/>
-                      <m:e>
-                        <m:r>
-                          <m:t>178</m:t>
-                        </m:r>
-                      </m:e>
-                    </m:rad>
-                  </m:den>
-                </m:f>
-              </m:e>
-            </m:d>
+              <m:t>g</m:t>
+            </m:r>
             <m:r>
               <m:rPr>
                 <m:sty m:val="p"/>
@@ -736,59 +675,127 @@
               <m:t>,</m:t>
             </m:r>
             <m:r>
-              <m:t>14</m:t>
+              <m:t>14.145</m:t>
+            </m:r>
+            <m:r>
+              <m:t> </m:t>
             </m:r>
             <m:r>
               <m:rPr>
+                <m:nor/>
                 <m:sty m:val="p"/>
               </m:rPr>
-              <m:t>+</m:t>
-            </m:r>
-            <m:r>
-              <m:t>2.576</m:t>
-            </m:r>
-            <m:d>
-              <m:dPr>
-                <m:begChr m:val="("/>
-                <m:sepChr m:val=""/>
-                <m:endChr m:val=")"/>
-                <m:grow/>
-              </m:dPr>
-              <m:e>
-                <m:f>
-                  <m:fPr>
-                    <m:type m:val="bar"/>
-                  </m:fPr>
-                  <m:num>
-                    <m:r>
-                      <m:t>0.75</m:t>
-                    </m:r>
-                  </m:num>
-                  <m:den>
-                    <m:rad>
-                      <m:radPr>
-                        <m:degHide m:val="on"/>
-                      </m:radPr>
-                      <m:deg/>
-                      <m:e>
-                        <m:r>
-                          <m:t>178</m:t>
-                        </m:r>
-                      </m:e>
-                    </m:rad>
-                  </m:den>
-                </m:f>
-              </m:e>
-            </m:d>
+              <m:t>g</m:t>
+            </m:r>
           </m:e>
         </m:d>
       </m:oMath>
+      <w:r>
+        <w:t xml:space="preserve">.</w:t>
+      </w:r>
     </w:p>
     <w:p>
       <w:pPr>
         <w:pStyle w:val="BodyText"/>
       </w:pPr>
+      <w:r>
+        <w:t xml:space="preserve">3.3. It’s likely with</w:t>
+      </w:r>
+      <w:r>
+        <w:t xml:space="preserve"> </w:t>
+      </w:r>
       <m:oMath>
+        <m:r>
+          <m:t>99</m:t>
+        </m:r>
+        <m:r>
+          <m:rPr>
+            <m:sty m:val="p"/>
+          </m:rPr>
+          <m:t>%</m:t>
+        </m:r>
+      </m:oMath>
+      <w:r>
+        <w:t xml:space="preserve"> </w:t>
+      </w:r>
+      <w:r>
+        <w:t xml:space="preserve">confidence that the population mean of the weights of their chocolate swirls is between</w:t>
+      </w:r>
+      <w:r>
+        <w:t xml:space="preserve"> </w:t>
+      </w:r>
+      <m:oMath>
+        <m:r>
+          <m:t>13.855</m:t>
+        </m:r>
+      </m:oMath>
+      <w:r>
+        <w:t xml:space="preserve"> </w:t>
+      </w:r>
+      <w:r>
+        <w:t xml:space="preserve">grams and</w:t>
+      </w:r>
+      <w:r>
+        <w:t xml:space="preserve"> </w:t>
+      </w:r>
+      <m:oMath>
+        <m:r>
+          <m:t>14.145</m:t>
+        </m:r>
+      </m:oMath>
+      <w:r>
+        <w:t xml:space="preserve"> </w:t>
+      </w:r>
+      <w:r>
+        <w:t xml:space="preserve">grams.</w:t>
+      </w:r>
+    </w:p>
+    <w:bookmarkEnd w:id="23"/>
+    <w:bookmarkStart w:id="24" w:name="q4"/>
+    <w:p>
+      <w:pPr>
+        <w:pStyle w:val="Heading2"/>
+      </w:pPr>
+      <w:r>
+        <w:t xml:space="preserve">Q4</w:t>
+      </w:r>
+    </w:p>
+    <w:p>
+      <w:pPr>
+        <w:pStyle w:val="FirstParagraph"/>
+      </w:pPr>
+      <w:r>
+        <w:t xml:space="preserve">For these data:</w:t>
+      </w:r>
+    </w:p>
+    <w:p>
+      <w:pPr>
+        <w:pStyle w:val="BodyText"/>
+      </w:pPr>
+      <w:r>
+        <w:t xml:space="preserve">4.1.</w:t>
+      </w:r>
+      <w:r>
+        <w:t xml:space="preserve"> </w:t>
+      </w:r>
+      <m:oMath>
+        <m:r>
+          <m:t>90</m:t>
+        </m:r>
+        <m:r>
+          <m:rPr>
+            <m:sty m:val="p"/>
+          </m:rPr>
+          <m:t>%</m:t>
+        </m:r>
+        <m:r>
+          <m:rPr>
+            <m:nor/>
+            <m:sty m:val="p"/>
+            <m:scr m:val="sans-serif"/>
+          </m:rPr>
+          <m:t>CI</m:t>
+        </m:r>
         <m:r>
           <m:rPr>
             <m:sty m:val="p"/>
@@ -804,7 +811,7 @@
           </m:dPr>
           <m:e>
             <m:r>
-              <m:t>13.855</m:t>
+              <m:t>30.14</m:t>
             </m:r>
             <m:r>
               <m:rPr>
@@ -813,7 +820,7 @@
               <m:t>,</m:t>
             </m:r>
             <m:r>
-              <m:t>14.145</m:t>
+              <m:t>31.86</m:t>
             </m:r>
           </m:e>
         </m:d>
@@ -824,176 +831,29 @@
         <w:pStyle w:val="BodyText"/>
       </w:pPr>
       <w:r>
-        <w:t xml:space="preserve">4.2 If Cantor’s Confectionery were to repeat the study several times, they would expect the true mean of the weights of their chocolate swirls to lie between</w:t>
+        <w:t xml:space="preserve">4.2.</w:t>
       </w:r>
       <w:r>
         <w:t xml:space="preserve"> </w:t>
       </w:r>
       <m:oMath>
         <m:r>
-          <m:t>13.855</m:t>
-        </m:r>
-      </m:oMath>
-      <w:r>
-        <w:t xml:space="preserve"> </w:t>
-      </w:r>
-      <w:r>
-        <w:t xml:space="preserve">grams and</w:t>
-      </w:r>
-      <w:r>
-        <w:t xml:space="preserve"> </w:t>
-      </w:r>
-      <m:oMath>
-        <m:r>
-          <m:t>14.145</m:t>
-        </m:r>
-      </m:oMath>
-      <w:r>
-        <w:t xml:space="preserve"> </w:t>
-      </w:r>
-      <w:r>
-        <w:t xml:space="preserve">grams.</w:t>
-      </w:r>
-    </w:p>
-    <w:bookmarkEnd w:id="24"/>
-    <w:bookmarkStart w:id="25" w:name="q5"/>
-    <w:p>
-      <w:pPr>
-        <w:pStyle w:val="Heading2"/>
-      </w:pPr>
-      <w:r>
-        <w:t xml:space="preserve">Q5</w:t>
-      </w:r>
-    </w:p>
-    <w:p>
-      <w:pPr>
-        <w:pStyle w:val="FirstParagraph"/>
-      </w:pPr>
-      <w:r>
-        <w:t xml:space="preserve">5.1</w:t>
-      </w:r>
-    </w:p>
-    <w:p>
-      <w:pPr>
-        <w:numPr>
-          <w:ilvl w:val="0"/>
-          <w:numId w:val="1002"/>
-        </w:numPr>
-      </w:pPr>
-      <m:oMath>
-        <m:acc>
-          <m:accPr>
-            <m:chr m:val="‾"/>
-          </m:accPr>
-          <m:e>
-            <m:r>
-              <m:t>x</m:t>
-            </m:r>
-          </m:e>
-        </m:acc>
+          <m:t>95</m:t>
+        </m:r>
         <m:r>
           <m:rPr>
             <m:sty m:val="p"/>
           </m:rPr>
-          <m:t>=</m:t>
-        </m:r>
-        <m:r>
-          <m:t>31</m:t>
-        </m:r>
-      </m:oMath>
-    </w:p>
-    <w:p>
-      <w:pPr>
-        <w:numPr>
-          <w:ilvl w:val="0"/>
-          <w:numId w:val="1002"/>
-        </w:numPr>
-      </w:pPr>
-      <m:oMath>
-        <m:r>
-          <m:t>σ</m:t>
+          <m:t>%</m:t>
         </m:r>
         <m:r>
           <m:rPr>
+            <m:nor/>
             <m:sty m:val="p"/>
+            <m:scr m:val="sans-serif"/>
           </m:rPr>
-          <m:t>=</m:t>
-        </m:r>
-        <m:r>
-          <m:t>4</m:t>
-        </m:r>
-      </m:oMath>
-    </w:p>
-    <w:p>
-      <w:pPr>
-        <w:numPr>
-          <w:ilvl w:val="0"/>
-          <w:numId w:val="1002"/>
-        </w:numPr>
-      </w:pPr>
-      <m:oMath>
-        <m:r>
-          <m:t>n</m:t>
-        </m:r>
-        <m:r>
-          <m:rPr>
-            <m:sty m:val="p"/>
-          </m:rPr>
-          <m:t>=</m:t>
-        </m:r>
-        <m:r>
-          <m:t>59</m:t>
-        </m:r>
-      </m:oMath>
-    </w:p>
-    <w:p>
-      <w:pPr>
-        <w:numPr>
-          <w:ilvl w:val="0"/>
-          <w:numId w:val="1002"/>
-        </w:numPr>
-      </w:pPr>
-      <m:oMath>
-        <m:sSub>
-          <m:e>
-            <m:r>
-              <m:t>Z</m:t>
-            </m:r>
-          </m:e>
-          <m:sub>
-            <m:f>
-              <m:fPr>
-                <m:type m:val="bar"/>
-              </m:fPr>
-              <m:num>
-                <m:r>
-                  <m:t>α</m:t>
-                </m:r>
-              </m:num>
-              <m:den>
-                <m:r>
-                  <m:t>2</m:t>
-                </m:r>
-              </m:den>
-            </m:f>
-          </m:sub>
-        </m:sSub>
-        <m:r>
-          <m:rPr>
-            <m:sty m:val="p"/>
-          </m:rPr>
-          <m:t>=</m:t>
-        </m:r>
-        <m:r>
-          <m:t>1.645</m:t>
-        </m:r>
-      </m:oMath>
-    </w:p>
-    <w:p>
-      <w:pPr>
-        <w:pStyle w:val="FirstParagraph"/>
-      </w:pPr>
-      <m:oMath>
+          <m:t>CI</m:t>
+        </m:r>
         <m:r>
           <m:rPr>
             <m:sty m:val="p"/>
@@ -1009,50 +869,8 @@
           </m:dPr>
           <m:e>
             <m:r>
-              <m:t>31</m:t>
-            </m:r>
-            <m:r>
-              <m:rPr>
-                <m:sty m:val="p"/>
-              </m:rPr>
-              <m:t>−</m:t>
-            </m:r>
-            <m:r>
-              <m:t>1.645</m:t>
-            </m:r>
-            <m:d>
-              <m:dPr>
-                <m:begChr m:val="("/>
-                <m:sepChr m:val=""/>
-                <m:endChr m:val=")"/>
-                <m:grow/>
-              </m:dPr>
-              <m:e>
-                <m:f>
-                  <m:fPr>
-                    <m:type m:val="bar"/>
-                  </m:fPr>
-                  <m:num>
-                    <m:r>
-                      <m:t>4</m:t>
-                    </m:r>
-                  </m:num>
-                  <m:den>
-                    <m:rad>
-                      <m:radPr>
-                        <m:degHide m:val="on"/>
-                      </m:radPr>
-                      <m:deg/>
-                      <m:e>
-                        <m:r>
-                          <m:t>59</m:t>
-                        </m:r>
-                      </m:e>
-                    </m:rad>
-                  </m:den>
-                </m:f>
-              </m:e>
-            </m:d>
+              <m:t>29.98</m:t>
+            </m:r>
             <m:r>
               <m:rPr>
                 <m:sty m:val="p"/>
@@ -1060,50 +878,8 @@
               <m:t>,</m:t>
             </m:r>
             <m:r>
-              <m:t>31</m:t>
-            </m:r>
-            <m:r>
-              <m:rPr>
-                <m:sty m:val="p"/>
-              </m:rPr>
-              <m:t>+</m:t>
-            </m:r>
-            <m:r>
-              <m:t>1.645</m:t>
-            </m:r>
-            <m:d>
-              <m:dPr>
-                <m:begChr m:val="("/>
-                <m:sepChr m:val=""/>
-                <m:endChr m:val=")"/>
-                <m:grow/>
-              </m:dPr>
-              <m:e>
-                <m:f>
-                  <m:fPr>
-                    <m:type m:val="bar"/>
-                  </m:fPr>
-                  <m:num>
-                    <m:r>
-                      <m:t>4</m:t>
-                    </m:r>
-                  </m:num>
-                  <m:den>
-                    <m:rad>
-                      <m:radPr>
-                        <m:degHide m:val="on"/>
-                      </m:radPr>
-                      <m:deg/>
-                      <m:e>
-                        <m:r>
-                          <m:t>59</m:t>
-                        </m:r>
-                      </m:e>
-                    </m:rad>
-                  </m:den>
-                </m:f>
-              </m:e>
-            </m:d>
+              <m:t>32.02</m:t>
+            </m:r>
           </m:e>
         </m:d>
       </m:oMath>
@@ -1112,7 +888,30 @@
       <w:pPr>
         <w:pStyle w:val="BodyText"/>
       </w:pPr>
+      <w:r>
+        <w:t xml:space="preserve">4.3.</w:t>
+      </w:r>
+      <w:r>
+        <w:t xml:space="preserve"> </w:t>
+      </w:r>
       <m:oMath>
+        <m:r>
+          <m:t>99</m:t>
+        </m:r>
+        <m:r>
+          <m:rPr>
+            <m:sty m:val="p"/>
+          </m:rPr>
+          <m:t>%</m:t>
+        </m:r>
+        <m:r>
+          <m:rPr>
+            <m:nor/>
+            <m:sty m:val="p"/>
+            <m:scr m:val="sans-serif"/>
+          </m:rPr>
+          <m:t>CI</m:t>
+        </m:r>
         <m:r>
           <m:rPr>
             <m:sty m:val="p"/>
@@ -1128,7 +927,7 @@
           </m:dPr>
           <m:e>
             <m:r>
-              <m:t>30.14</m:t>
+              <m:t>29.66</m:t>
             </m:r>
             <m:r>
               <m:rPr>
@@ -1137,27 +936,35 @@
               <m:t>,</m:t>
             </m:r>
             <m:r>
-              <m:t>31.86</m:t>
+              <m:t>32.34</m:t>
             </m:r>
           </m:e>
         </m:d>
       </m:oMath>
-    </w:p>
-    <w:p>
-      <w:pPr>
-        <w:pStyle w:val="BodyText"/>
-      </w:pPr>
-      <w:r>
-        <w:t xml:space="preserve">5.2</w:t>
-      </w:r>
-    </w:p>
-    <w:p>
-      <w:pPr>
-        <w:numPr>
-          <w:ilvl w:val="0"/>
-          <w:numId w:val="1003"/>
-        </w:numPr>
-      </w:pPr>
+      <w:r>
+        <w:t xml:space="preserve">.</w:t>
+      </w:r>
+    </w:p>
+    <w:bookmarkEnd w:id="24"/>
+    <w:bookmarkStart w:id="25" w:name="q5"/>
+    <w:p>
+      <w:pPr>
+        <w:pStyle w:val="Heading2"/>
+      </w:pPr>
+      <w:r>
+        <w:t xml:space="preserve">Q5</w:t>
+      </w:r>
+    </w:p>
+    <w:p>
+      <w:pPr>
+        <w:pStyle w:val="FirstParagraph"/>
+      </w:pPr>
+      <w:r>
+        <w:t xml:space="preserve">The sample mean is</w:t>
+      </w:r>
+      <w:r>
+        <w:t xml:space="preserve"> </w:t>
+      </w:r>
       <m:oMath>
         <m:acc>
           <m:accPr>
@@ -1176,21 +983,48 @@
           <m:t>=</m:t>
         </m:r>
         <m:r>
-          <m:t>31</m:t>
+          <m:t>100.3</m:t>
         </m:r>
       </m:oMath>
-    </w:p>
-    <w:p>
-      <w:pPr>
-        <w:numPr>
-          <w:ilvl w:val="0"/>
-          <w:numId w:val="1003"/>
-        </w:numPr>
-      </w:pPr>
+      <w:r>
+        <w:t xml:space="preserve">. The margin of error error is</w:t>
+      </w:r>
+      <w:r>
+        <w:t xml:space="preserve"> </w:t>
+      </w:r>
       <m:oMath>
         <m:r>
-          <m:t>σ</m:t>
-        </m:r>
+          <m:t>2.2</m:t>
+        </m:r>
+      </m:oMath>
+      <w:r>
+        <w:t xml:space="preserve">, and</w:t>
+      </w:r>
+      <w:r>
+        <w:t xml:space="preserve"> </w:t>
+      </w:r>
+      <m:oMath>
+        <m:sSub>
+          <m:e>
+            <m:r>
+              <m:t>Z</m:t>
+            </m:r>
+          </m:e>
+          <m:sub>
+            <m:r>
+              <m:t>α</m:t>
+            </m:r>
+            <m:r>
+              <m:rPr>
+                <m:sty m:val="p"/>
+              </m:rPr>
+              <m:t>/</m:t>
+            </m:r>
+            <m:r>
+              <m:t>2</m:t>
+            </m:r>
+          </m:sub>
+        </m:sSub>
         <m:r>
           <m:rPr>
             <m:sty m:val="p"/>
@@ -1198,17 +1032,15 @@
           <m:t>=</m:t>
         </m:r>
         <m:r>
-          <m:t>4</m:t>
+          <m:t>1.645</m:t>
         </m:r>
       </m:oMath>
-    </w:p>
-    <w:p>
-      <w:pPr>
-        <w:numPr>
-          <w:ilvl w:val="0"/>
-          <w:numId w:val="1003"/>
-        </w:numPr>
-      </w:pPr>
+      <w:r>
+        <w:t xml:space="preserve">. The sample size is</w:t>
+      </w:r>
+      <w:r>
+        <w:t xml:space="preserve"> </w:t>
+      </w:r>
       <m:oMath>
         <m:r>
           <m:t>n</m:t>
@@ -1220,42 +1052,27 @@
           <m:t>=</m:t>
         </m:r>
         <m:r>
-          <m:t>59</m:t>
+          <m:t>121</m:t>
         </m:r>
       </m:oMath>
-    </w:p>
-    <w:p>
-      <w:pPr>
-        <w:numPr>
-          <w:ilvl w:val="0"/>
-          <w:numId w:val="1003"/>
-        </w:numPr>
-      </w:pPr>
+      <w:r>
+        <w:t xml:space="preserve">, and so</w:t>
+      </w:r>
+      <w:r>
+        <w:t xml:space="preserve"> </w:t>
+      </w:r>
       <m:oMath>
-        <m:sSub>
+        <m:rad>
+          <m:radPr>
+            <m:degHide m:val="on"/>
+          </m:radPr>
+          <m:deg/>
           <m:e>
             <m:r>
-              <m:t>Z</m:t>
+              <m:t>n</m:t>
             </m:r>
           </m:e>
-          <m:sub>
-            <m:f>
-              <m:fPr>
-                <m:type m:val="bar"/>
-              </m:fPr>
-              <m:num>
-                <m:r>
-                  <m:t>α</m:t>
-                </m:r>
-              </m:num>
-              <m:den>
-                <m:r>
-                  <m:t>2</m:t>
-                </m:r>
-              </m:den>
-            </m:f>
-          </m:sub>
-        </m:sSub>
+        </m:rad>
         <m:r>
           <m:rPr>
             <m:sty m:val="p"/>
@@ -1263,441 +1080,57 @@
           <m:t>=</m:t>
         </m:r>
         <m:r>
-          <m:t>1.960</m:t>
+          <m:t>11</m:t>
         </m:r>
       </m:oMath>
-    </w:p>
-    <w:p>
-      <w:pPr>
-        <w:pStyle w:val="FirstParagraph"/>
-      </w:pPr>
+      <w:r>
+        <w:t xml:space="preserve">. So</w:t>
+      </w:r>
+      <w:r>
+        <w:t xml:space="preserve"> </w:t>
+      </w:r>
       <m:oMath>
+        <m:r>
+          <m:t>s</m:t>
+        </m:r>
         <m:r>
           <m:rPr>
             <m:sty m:val="p"/>
           </m:rPr>
           <m:t>=</m:t>
         </m:r>
-        <m:d>
-          <m:dPr>
-            <m:begChr m:val="["/>
-            <m:sepChr m:val=""/>
-            <m:endChr m:val="]"/>
-            <m:grow/>
-          </m:dPr>
-          <m:e>
-            <m:r>
-              <m:t>31</m:t>
-            </m:r>
-            <m:r>
-              <m:rPr>
-                <m:sty m:val="p"/>
-              </m:rPr>
-              <m:t>−</m:t>
-            </m:r>
-            <m:r>
-              <m:t>1.960</m:t>
-            </m:r>
-            <m:d>
-              <m:dPr>
-                <m:begChr m:val="("/>
-                <m:sepChr m:val=""/>
-                <m:endChr m:val=")"/>
-                <m:grow/>
-              </m:dPr>
-              <m:e>
-                <m:f>
-                  <m:fPr>
-                    <m:type m:val="bar"/>
-                  </m:fPr>
-                  <m:num>
-                    <m:r>
-                      <m:t>4</m:t>
-                    </m:r>
-                  </m:num>
-                  <m:den>
-                    <m:rad>
-                      <m:radPr>
-                        <m:degHide m:val="on"/>
-                      </m:radPr>
-                      <m:deg/>
-                      <m:e>
-                        <m:r>
-                          <m:t>59</m:t>
-                        </m:r>
-                      </m:e>
-                    </m:rad>
-                  </m:den>
-                </m:f>
-              </m:e>
-            </m:d>
-            <m:r>
-              <m:rPr>
-                <m:sty m:val="p"/>
-              </m:rPr>
-              <m:t>,</m:t>
-            </m:r>
-            <m:r>
-              <m:t>31</m:t>
-            </m:r>
-            <m:r>
-              <m:rPr>
-                <m:sty m:val="p"/>
-              </m:rPr>
-              <m:t>+</m:t>
-            </m:r>
-            <m:r>
-              <m:t>1.960</m:t>
-            </m:r>
-            <m:d>
-              <m:dPr>
-                <m:begChr m:val="("/>
-                <m:sepChr m:val=""/>
-                <m:endChr m:val=")"/>
-                <m:grow/>
-              </m:dPr>
-              <m:e>
-                <m:f>
-                  <m:fPr>
-                    <m:type m:val="bar"/>
-                  </m:fPr>
-                  <m:num>
-                    <m:r>
-                      <m:t>4</m:t>
-                    </m:r>
-                  </m:num>
-                  <m:den>
-                    <m:rad>
-                      <m:radPr>
-                        <m:degHide m:val="on"/>
-                      </m:radPr>
-                      <m:deg/>
-                      <m:e>
-                        <m:r>
-                          <m:t>59</m:t>
-                        </m:r>
-                      </m:e>
-                    </m:rad>
-                  </m:den>
-                </m:f>
-              </m:e>
-            </m:d>
-          </m:e>
-        </m:d>
+        <m:r>
+          <m:t>14.71</m:t>
+        </m:r>
       </m:oMath>
+      <w:r>
+        <w:t xml:space="preserve"> </w:t>
+      </w:r>
+      <w:r>
+        <w:t xml:space="preserve">is an estimate for the sample standard deviation.</w:t>
+      </w:r>
     </w:p>
     <w:p>
       <w:pPr>
         <w:pStyle w:val="BodyText"/>
       </w:pPr>
-      <m:oMath>
-        <m:r>
-          <m:rPr>
-            <m:sty m:val="p"/>
-          </m:rPr>
-          <m:t>=</m:t>
-        </m:r>
-        <m:d>
-          <m:dPr>
-            <m:begChr m:val="["/>
-            <m:sepChr m:val=""/>
-            <m:endChr m:val="]"/>
-            <m:grow/>
-          </m:dPr>
-          <m:e>
-            <m:r>
-              <m:t>29.98</m:t>
-            </m:r>
-            <m:r>
-              <m:rPr>
-                <m:sty m:val="p"/>
-              </m:rPr>
-              <m:t>,</m:t>
-            </m:r>
-            <m:r>
-              <m:t>32.02</m:t>
-            </m:r>
-          </m:e>
-        </m:d>
-      </m:oMath>
-    </w:p>
-    <w:p>
-      <w:pPr>
-        <w:pStyle w:val="BodyText"/>
-      </w:pPr>
-      <w:r>
-        <w:t xml:space="preserve">5.3</w:t>
-      </w:r>
-    </w:p>
-    <w:p>
-      <w:pPr>
-        <w:numPr>
-          <w:ilvl w:val="0"/>
-          <w:numId w:val="1004"/>
-        </w:numPr>
-      </w:pPr>
-      <m:oMath>
-        <m:acc>
-          <m:accPr>
-            <m:chr m:val="‾"/>
-          </m:accPr>
-          <m:e>
-            <m:r>
-              <m:t>x</m:t>
-            </m:r>
-          </m:e>
-        </m:acc>
-        <m:r>
-          <m:rPr>
-            <m:sty m:val="p"/>
-          </m:rPr>
-          <m:t>=</m:t>
-        </m:r>
-        <m:r>
-          <m:t>31</m:t>
-        </m:r>
-      </m:oMath>
-    </w:p>
-    <w:p>
-      <w:pPr>
-        <w:numPr>
-          <w:ilvl w:val="0"/>
-          <w:numId w:val="1004"/>
-        </w:numPr>
-      </w:pPr>
-      <m:oMath>
-        <m:r>
-          <m:t>σ</m:t>
-        </m:r>
-        <m:r>
-          <m:rPr>
-            <m:sty m:val="p"/>
-          </m:rPr>
-          <m:t>=</m:t>
-        </m:r>
-        <m:r>
-          <m:t>4</m:t>
-        </m:r>
-      </m:oMath>
-    </w:p>
-    <w:p>
-      <w:pPr>
-        <w:numPr>
-          <w:ilvl w:val="0"/>
-          <w:numId w:val="1004"/>
-        </w:numPr>
-      </w:pPr>
-      <m:oMath>
-        <m:r>
-          <m:t>n</m:t>
-        </m:r>
-        <m:r>
-          <m:rPr>
-            <m:sty m:val="p"/>
-          </m:rPr>
-          <m:t>=</m:t>
-        </m:r>
-        <m:r>
-          <m:t>59</m:t>
-        </m:r>
-      </m:oMath>
-    </w:p>
-    <w:p>
-      <w:pPr>
-        <w:numPr>
-          <w:ilvl w:val="0"/>
-          <w:numId w:val="1004"/>
-        </w:numPr>
-      </w:pPr>
-      <m:oMath>
-        <m:sSub>
-          <m:e>
-            <m:r>
-              <m:t>Z</m:t>
-            </m:r>
-          </m:e>
-          <m:sub>
-            <m:f>
-              <m:fPr>
-                <m:type m:val="bar"/>
-              </m:fPr>
-              <m:num>
-                <m:r>
-                  <m:t>α</m:t>
-                </m:r>
-              </m:num>
-              <m:den>
-                <m:r>
-                  <m:t>2</m:t>
-                </m:r>
-              </m:den>
-            </m:f>
-          </m:sub>
-        </m:sSub>
-        <m:r>
-          <m:rPr>
-            <m:sty m:val="p"/>
-          </m:rPr>
-          <m:t>=</m:t>
-        </m:r>
-        <m:r>
-          <m:t>2.576</m:t>
-        </m:r>
-      </m:oMath>
-    </w:p>
-    <w:p>
-      <w:pPr>
-        <w:pStyle w:val="FirstParagraph"/>
-      </w:pPr>
-      <m:oMath>
-        <m:r>
-          <m:rPr>
-            <m:sty m:val="p"/>
-          </m:rPr>
-          <m:t>=</m:t>
-        </m:r>
-        <m:d>
-          <m:dPr>
-            <m:begChr m:val="["/>
-            <m:sepChr m:val=""/>
-            <m:endChr m:val="]"/>
-            <m:grow/>
-          </m:dPr>
-          <m:e>
-            <m:r>
-              <m:t>31</m:t>
-            </m:r>
-            <m:r>
-              <m:rPr>
-                <m:sty m:val="p"/>
-              </m:rPr>
-              <m:t>−</m:t>
-            </m:r>
-            <m:r>
-              <m:t>2.576</m:t>
-            </m:r>
-            <m:d>
-              <m:dPr>
-                <m:begChr m:val="("/>
-                <m:sepChr m:val=""/>
-                <m:endChr m:val=")"/>
-                <m:grow/>
-              </m:dPr>
-              <m:e>
-                <m:f>
-                  <m:fPr>
-                    <m:type m:val="bar"/>
-                  </m:fPr>
-                  <m:num>
-                    <m:r>
-                      <m:t>4</m:t>
-                    </m:r>
-                  </m:num>
-                  <m:den>
-                    <m:rad>
-                      <m:radPr>
-                        <m:degHide m:val="on"/>
-                      </m:radPr>
-                      <m:deg/>
-                      <m:e>
-                        <m:r>
-                          <m:t>59</m:t>
-                        </m:r>
-                      </m:e>
-                    </m:rad>
-                  </m:den>
-                </m:f>
-              </m:e>
-            </m:d>
-            <m:r>
-              <m:rPr>
-                <m:sty m:val="p"/>
-              </m:rPr>
-              <m:t>,</m:t>
-            </m:r>
-            <m:r>
-              <m:t>31</m:t>
-            </m:r>
-            <m:r>
-              <m:rPr>
-                <m:sty m:val="p"/>
-              </m:rPr>
-              <m:t>+</m:t>
-            </m:r>
-            <m:r>
-              <m:t>2.576</m:t>
-            </m:r>
-            <m:d>
-              <m:dPr>
-                <m:begChr m:val="("/>
-                <m:sepChr m:val=""/>
-                <m:endChr m:val=")"/>
-                <m:grow/>
-              </m:dPr>
-              <m:e>
-                <m:f>
-                  <m:fPr>
-                    <m:type m:val="bar"/>
-                  </m:fPr>
-                  <m:num>
-                    <m:r>
-                      <m:t>4</m:t>
-                    </m:r>
-                  </m:num>
-                  <m:den>
-                    <m:rad>
-                      <m:radPr>
-                        <m:degHide m:val="on"/>
-                      </m:radPr>
-                      <m:deg/>
-                      <m:e>
-                        <m:r>
-                          <m:t>59</m:t>
-                        </m:r>
-                      </m:e>
-                    </m:rad>
-                  </m:den>
-                </m:f>
-              </m:e>
-            </m:d>
-          </m:e>
-        </m:d>
-      </m:oMath>
-    </w:p>
-    <w:p>
-      <w:pPr>
-        <w:pStyle w:val="BodyText"/>
-      </w:pPr>
-      <m:oMath>
-        <m:r>
-          <m:rPr>
-            <m:sty m:val="p"/>
-          </m:rPr>
-          <m:t>=</m:t>
-        </m:r>
-        <m:d>
-          <m:dPr>
-            <m:begChr m:val="["/>
-            <m:sepChr m:val=""/>
-            <m:endChr m:val="]"/>
-            <m:grow/>
-          </m:dPr>
-          <m:e>
-            <m:r>
-              <m:t>29.66</m:t>
-            </m:r>
-            <m:r>
-              <m:rPr>
-                <m:sty m:val="p"/>
-              </m:rPr>
-              <m:t>,</m:t>
-            </m:r>
-            <m:r>
-              <m:t>32.34</m:t>
-            </m:r>
-          </m:e>
-        </m:d>
-      </m:oMath>
+      <w:r>
+        <w:t xml:space="preserve">These are only estimates as the confidence interval could have been rounded, so this sample mean and standard deviation could have some errors either way.</w:t>
+      </w:r>
+    </w:p>
+    <w:p>
+      <w:r>
+        <w:pict>
+          <v:rect style="width:0;height:1.5pt" o:hralign="center" o:hrstd="t" o:hr="t"/>
+        </w:pict>
+      </w:r>
+    </w:p>
+    <w:p>
+      <w:r>
+        <w:pict>
+          <v:rect style="width:0;height:1.5pt" o:hralign="center" o:hrstd="t" o:hr="t"/>
+        </w:pict>
+      </w:r>
     </w:p>
     <w:bookmarkEnd w:id="25"/>
     <w:bookmarkStart w:id="27" w:name="version-history-and-licensing"/>
@@ -1714,7 +1147,7 @@
         <w:pStyle w:val="FirstParagraph"/>
       </w:pPr>
       <w:r>
-        <w:t xml:space="preserve">v1.0: initial version created 12/04 by mh392 (as part of a University of St Andrews VIP project)</w:t>
+        <w:t xml:space="preserve">v1.0: initial version created 12/25 by Millie Harris as part of a University of St Andrews VIP project.</w:t>
       </w:r>
     </w:p>
     <w:p>
@@ -2543,15 +1976,6 @@
     <w:abstractNumId w:val="990"/>
   </w:num>
   <w:num w:numId="1001">
-    <w:abstractNumId w:val="991"/>
-  </w:num>
-  <w:num w:numId="1002">
-    <w:abstractNumId w:val="991"/>
-  </w:num>
-  <w:num w:numId="1003">
-    <w:abstractNumId w:val="991"/>
-  </w:num>
-  <w:num w:numId="1004">
     <w:abstractNumId w:val="991"/>
   </w:num>
 </w:numbering>

--- a/docs/answers/as-confidenceintervals.docx
+++ b/docs/answers/as-confidenceintervals.docx
@@ -52,7 +52,7 @@
         </w:rPr>
         <w:t xml:space="preserve"> </w:t>
       </w:r>
-      <w:hyperlink r:id="rId20">
+      <w:hyperlink r:id="rId9">
         <w:r>
           <w:rPr>
             <w:rStyle w:val="Hyperlink"/>
@@ -82,7 +82,7 @@
         <w:t xml:space="preserve">Please attempt the questions before reading these answers!</w:t>
       </w:r>
     </w:p>
-    <w:bookmarkStart w:id="21" w:name="q1"/>
+    <w:bookmarkStart w:id="10" w:name="q1"/>
     <w:p>
       <w:pPr>
         <w:pStyle w:val="Heading2"/>
@@ -199,8 +199,8 @@
         </m:r>
       </m:oMath>
     </w:p>
-    <w:bookmarkEnd w:id="21"/>
-    <w:bookmarkStart w:id="22" w:name="q2"/>
+    <w:bookmarkEnd w:id="10"/>
+    <w:bookmarkStart w:id="11" w:name="q2"/>
     <w:p>
       <w:pPr>
         <w:pStyle w:val="Heading2"/>
@@ -338,8 +338,8 @@
         </m:r>
       </m:oMath>
     </w:p>
-    <w:bookmarkEnd w:id="22"/>
-    <w:bookmarkStart w:id="23" w:name="q3"/>
+    <w:bookmarkEnd w:id="11"/>
+    <w:bookmarkStart w:id="12" w:name="q3"/>
     <w:p>
       <w:pPr>
         <w:pStyle w:val="Heading2"/>
@@ -608,8 +608,8 @@
           <m:r>
             <m:rPr>
               <m:nor/>
+              <m:scr m:val="sans-serif"/>
               <m:sty m:val="p"/>
-              <m:scr m:val="sans-serif"/>
             </m:rPr>
             <m:t> to 3dp </m:t>
           </m:r>
@@ -647,48 +647,50 @@
         <w:t xml:space="preserve"> </w:t>
       </w:r>
       <m:oMath>
-        <m:d>
-          <m:dPr>
-            <m:begChr m:val="["/>
-            <m:sepChr m:val=""/>
-            <m:endChr m:val="]"/>
-            <m:grow/>
-          </m:dPr>
-          <m:e>
-            <m:r>
-              <m:t>13.855</m:t>
-            </m:r>
-            <m:r>
-              <m:t> </m:t>
-            </m:r>
-            <m:r>
-              <m:rPr>
-                <m:nor/>
-                <m:sty m:val="p"/>
-              </m:rPr>
-              <m:t>g</m:t>
-            </m:r>
-            <m:r>
-              <m:rPr>
-                <m:sty m:val="p"/>
-              </m:rPr>
-              <m:t>,</m:t>
-            </m:r>
-            <m:r>
-              <m:t>14.145</m:t>
-            </m:r>
-            <m:r>
-              <m:t> </m:t>
-            </m:r>
-            <m:r>
-              <m:rPr>
-                <m:nor/>
-                <m:sty m:val="p"/>
-              </m:rPr>
-              <m:t>g</m:t>
-            </m:r>
-          </m:e>
-        </m:d>
+        <m:r>
+          <m:rPr>
+            <m:sty m:val="p"/>
+          </m:rPr>
+          <m:t>[</m:t>
+        </m:r>
+        <m:r>
+          <m:t>13.855</m:t>
+        </m:r>
+        <m:r>
+          <m:t> </m:t>
+        </m:r>
+        <m:r>
+          <m:rPr>
+            <m:nor/>
+            <m:sty m:val="p"/>
+          </m:rPr>
+          <m:t>g</m:t>
+        </m:r>
+        <m:r>
+          <m:rPr>
+            <m:sty m:val="p"/>
+          </m:rPr>
+          <m:t>,</m:t>
+        </m:r>
+        <m:r>
+          <m:t>14.145</m:t>
+        </m:r>
+        <m:r>
+          <m:t> </m:t>
+        </m:r>
+        <m:r>
+          <m:rPr>
+            <m:nor/>
+            <m:sty m:val="p"/>
+          </m:rPr>
+          <m:t>g</m:t>
+        </m:r>
+        <m:r>
+          <m:rPr>
+            <m:sty m:val="p"/>
+          </m:rPr>
+          <m:t>]</m:t>
+        </m:r>
       </m:oMath>
       <w:r>
         <w:t xml:space="preserve">.</w:t>
@@ -750,8 +752,8 @@
         <w:t xml:space="preserve">grams.</w:t>
       </w:r>
     </w:p>
-    <w:bookmarkEnd w:id="23"/>
-    <w:bookmarkStart w:id="24" w:name="q4"/>
+    <w:bookmarkEnd w:id="12"/>
+    <w:bookmarkStart w:id="13" w:name="q4"/>
     <w:p>
       <w:pPr>
         <w:pStyle w:val="Heading2"/>
@@ -791,8 +793,8 @@
         <m:r>
           <m:rPr>
             <m:nor/>
-            <m:sty m:val="p"/>
             <m:scr m:val="sans-serif"/>
+            <m:sty m:val="p"/>
           </m:rPr>
           <m:t>CI</m:t>
         </m:r>
@@ -802,28 +804,30 @@
           </m:rPr>
           <m:t>=</m:t>
         </m:r>
-        <m:d>
-          <m:dPr>
-            <m:begChr m:val="["/>
-            <m:sepChr m:val=""/>
-            <m:endChr m:val="]"/>
-            <m:grow/>
-          </m:dPr>
-          <m:e>
-            <m:r>
-              <m:t>30.14</m:t>
-            </m:r>
-            <m:r>
-              <m:rPr>
-                <m:sty m:val="p"/>
-              </m:rPr>
-              <m:t>,</m:t>
-            </m:r>
-            <m:r>
-              <m:t>31.86</m:t>
-            </m:r>
-          </m:e>
-        </m:d>
+        <m:r>
+          <m:rPr>
+            <m:sty m:val="p"/>
+          </m:rPr>
+          <m:t>[</m:t>
+        </m:r>
+        <m:r>
+          <m:t>30.14</m:t>
+        </m:r>
+        <m:r>
+          <m:rPr>
+            <m:sty m:val="p"/>
+          </m:rPr>
+          <m:t>,</m:t>
+        </m:r>
+        <m:r>
+          <m:t>31.86</m:t>
+        </m:r>
+        <m:r>
+          <m:rPr>
+            <m:sty m:val="p"/>
+          </m:rPr>
+          <m:t>]</m:t>
+        </m:r>
       </m:oMath>
     </w:p>
     <w:p>
@@ -849,8 +853,8 @@
         <m:r>
           <m:rPr>
             <m:nor/>
-            <m:sty m:val="p"/>
             <m:scr m:val="sans-serif"/>
+            <m:sty m:val="p"/>
           </m:rPr>
           <m:t>CI</m:t>
         </m:r>
@@ -860,28 +864,30 @@
           </m:rPr>
           <m:t>=</m:t>
         </m:r>
-        <m:d>
-          <m:dPr>
-            <m:begChr m:val="["/>
-            <m:sepChr m:val=""/>
-            <m:endChr m:val="]"/>
-            <m:grow/>
-          </m:dPr>
-          <m:e>
-            <m:r>
-              <m:t>29.98</m:t>
-            </m:r>
-            <m:r>
-              <m:rPr>
-                <m:sty m:val="p"/>
-              </m:rPr>
-              <m:t>,</m:t>
-            </m:r>
-            <m:r>
-              <m:t>32.02</m:t>
-            </m:r>
-          </m:e>
-        </m:d>
+        <m:r>
+          <m:rPr>
+            <m:sty m:val="p"/>
+          </m:rPr>
+          <m:t>[</m:t>
+        </m:r>
+        <m:r>
+          <m:t>29.98</m:t>
+        </m:r>
+        <m:r>
+          <m:rPr>
+            <m:sty m:val="p"/>
+          </m:rPr>
+          <m:t>,</m:t>
+        </m:r>
+        <m:r>
+          <m:t>32.02</m:t>
+        </m:r>
+        <m:r>
+          <m:rPr>
+            <m:sty m:val="p"/>
+          </m:rPr>
+          <m:t>]</m:t>
+        </m:r>
       </m:oMath>
     </w:p>
     <w:p>
@@ -907,8 +913,8 @@
         <m:r>
           <m:rPr>
             <m:nor/>
-            <m:sty m:val="p"/>
             <m:scr m:val="sans-serif"/>
+            <m:sty m:val="p"/>
           </m:rPr>
           <m:t>CI</m:t>
         </m:r>
@@ -918,35 +924,37 @@
           </m:rPr>
           <m:t>=</m:t>
         </m:r>
-        <m:d>
-          <m:dPr>
-            <m:begChr m:val="["/>
-            <m:sepChr m:val=""/>
-            <m:endChr m:val="]"/>
-            <m:grow/>
-          </m:dPr>
-          <m:e>
-            <m:r>
-              <m:t>29.66</m:t>
-            </m:r>
-            <m:r>
-              <m:rPr>
-                <m:sty m:val="p"/>
-              </m:rPr>
-              <m:t>,</m:t>
-            </m:r>
-            <m:r>
-              <m:t>32.34</m:t>
-            </m:r>
-          </m:e>
-        </m:d>
+        <m:r>
+          <m:rPr>
+            <m:sty m:val="p"/>
+          </m:rPr>
+          <m:t>[</m:t>
+        </m:r>
+        <m:r>
+          <m:t>29.66</m:t>
+        </m:r>
+        <m:r>
+          <m:rPr>
+            <m:sty m:val="p"/>
+          </m:rPr>
+          <m:t>,</m:t>
+        </m:r>
+        <m:r>
+          <m:t>32.34</m:t>
+        </m:r>
+        <m:r>
+          <m:rPr>
+            <m:sty m:val="p"/>
+          </m:rPr>
+          <m:t>]</m:t>
+        </m:r>
       </m:oMath>
       <w:r>
         <w:t xml:space="preserve">.</w:t>
       </w:r>
     </w:p>
-    <w:bookmarkEnd w:id="24"/>
-    <w:bookmarkStart w:id="25" w:name="q5"/>
+    <w:bookmarkEnd w:id="13"/>
+    <w:bookmarkStart w:id="14" w:name="q5"/>
     <w:p>
       <w:pPr>
         <w:pStyle w:val="Heading2"/>
@@ -1132,8 +1140,8 @@
         </w:pict>
       </w:r>
     </w:p>
-    <w:bookmarkEnd w:id="25"/>
-    <w:bookmarkStart w:id="27" w:name="version-history-and-licensing"/>
+    <w:bookmarkEnd w:id="14"/>
+    <w:bookmarkStart w:id="16" w:name="version-history-and-licensing"/>
     <w:p>
       <w:pPr>
         <w:pStyle w:val="Heading2"/>
@@ -1154,7 +1162,7 @@
       <w:pPr>
         <w:pStyle w:val="BodyText"/>
       </w:pPr>
-      <w:hyperlink r:id="rId26">
+      <w:hyperlink r:id="rId15">
         <w:r>
           <w:rPr>
             <w:rStyle w:val="Hyperlink"/>
@@ -1163,7 +1171,7 @@
         </w:r>
       </w:hyperlink>
     </w:p>
-    <w:bookmarkEnd w:id="27"/>
+    <w:bookmarkEnd w:id="16"/>
     <w:sectPr>
       <w:pgSz w:h="15840" w:w="12240"/>
       <w:pgMar w:bottom="1440" w:footer="720" w:gutter="0" w:header="720" w:left="1440" w:right="1440" w:top="1440"/>
